--- a/samples/小微对私授信申报书_模板.docx
+++ b/samples/小微对私授信申报书_模板.docx
@@ -33,7 +33,7 @@
         <w:rPr>
           <w:sz w:val="22"/>
         </w:rPr>
-        <w:t xml:space="preserve">申请人姓名:____   身份证号:____  </w:t>
+        <w:t>申请人姓名:{{CLIENT_FULL_NAME}}   身份证号:{{CLIENT_ID_NUMBER}}</w:t>
       </w:r>
     </w:p>
     <w:p>
@@ -41,7 +41,7 @@
         <w:rPr>
           <w:sz w:val="22"/>
         </w:rPr>
-        <w:t>工作单位/经营实体:____   职务/经营年限:____</w:t>
+        <w:t>工作单位/经营实体:{{CLIENT_EMPLOYER_OR_BUSINESS}}   职务/经营年限:{{CLIENT_POSITION_OR_YEARS}}</w:t>
       </w:r>
     </w:p>
     <w:p>
@@ -49,7 +49,7 @@
         <w:rPr>
           <w:sz w:val="22"/>
         </w:rPr>
-        <w:t>婚姻状况:[ ] 已婚 [ ] 未婚    家庭年收入(万元):____</w:t>
+        <w:t>婚姻状况:{{CLIENT_MARITAL_STATUS}} [ ] 已婚 [ ] 未婚    家庭年收入(万元):{{CLIENT_HOUSEHOLD_INCOME}}</w:t>
       </w:r>
     </w:p>
     <w:p>
@@ -57,7 +57,7 @@
         <w:rPr>
           <w:sz w:val="22"/>
         </w:rPr>
-        <w:t>家庭住址:____   联系方式:____</w:t>
+        <w:t>家庭住址:{{CLIENT_HOME_ADDRESS}}   联系方式:{{CLIENT_PHONE}}</w:t>
       </w:r>
     </w:p>
     <w:p>
@@ -74,7 +74,7 @@
         <w:rPr>
           <w:sz w:val="22"/>
         </w:rPr>
-        <w:t>本人查询次数(近 2 年):____ 次</w:t>
+        <w:t>本人查询次数(近 2 年):{{CREDIT_QUERY_COUNT_2Y}} 次</w:t>
       </w:r>
     </w:p>
     <w:p>
@@ -82,7 +82,7 @@
         <w:rPr>
           <w:sz w:val="22"/>
         </w:rPr>
-        <w:t>贷款审批查询(近 6 个月):____ 次</w:t>
+        <w:t>贷款审批查询(近 6 个月):{{CREDIT_LOAN_QUERY_6M}} 次</w:t>
       </w:r>
     </w:p>
     <w:p>
@@ -90,7 +90,7 @@
         <w:rPr>
           <w:sz w:val="22"/>
         </w:rPr>
-        <w:t>信用卡审批查询(近 6 个月):____ 次</w:t>
+        <w:t>信用卡审批查询(近 6 个月):{{CREDIT_CARD_QUERY_6M}} 次</w:t>
       </w:r>
     </w:p>
     <w:p>
@@ -98,7 +98,7 @@
         <w:rPr>
           <w:sz w:val="22"/>
         </w:rPr>
-        <w:t>在贷余额(万元):____   逾期记录:____</w:t>
+        <w:t>在贷余额(万元):{{CREDIT_OUTSTANDING_BALANCE}}   逾期记录:{{CREDIT_OVERDUE_RECORD}}</w:t>
       </w:r>
     </w:p>
     <w:p>
@@ -115,7 +115,7 @@
         <w:rPr>
           <w:sz w:val="22"/>
         </w:rPr>
-        <w:t>月均收入:____ 元    月均负债支出:____ 元    DSR:____ %</w:t>
+        <w:t>月均收入:{{CLIENT_MONTHLY_INCOME}} 元    月均负债支出:{{CLIENT_MONTHLY_DEBT_PAYMENT}} 元    DSR:{{CLIENT_DSR}} %</w:t>
       </w:r>
     </w:p>
     <w:p>
@@ -123,7 +123,7 @@
         <w:rPr>
           <w:sz w:val="22"/>
         </w:rPr>
-        <w:t>可还款能力评估:____</w:t>
+        <w:t>可还款能力评估:{{REPAYMENT_ABILITY_ASSESSMENT}}</w:t>
       </w:r>
     </w:p>
     <w:p>
@@ -140,7 +140,7 @@
         <w:rPr>
           <w:sz w:val="22"/>
         </w:rPr>
-        <w:t>申请额度(万元):____   期限:____   还款方式:[ ] 等额本息 [ ] 等额本金 [ ] 一次还本付息</w:t>
+        <w:t>申请额度(万元):{{CREDIT_AMOUNT}}   期限:{{CREDIT_PERIOD}}   还款方式:{{REPAYMENT_METHOD}} [ ] 等额本息 [ ] 等额本金 [ ] 一次还本付息</w:t>
       </w:r>
     </w:p>
     <w:p>
@@ -148,7 +148,7 @@
         <w:rPr>
           <w:sz w:val="22"/>
         </w:rPr>
-        <w:t>用途:____   担保方式:[ ] 信用 [ ] 抵押 [ ] 第三方保证</w:t>
+        <w:t>用途:{{CREDIT_PURPOSE}}   担保方式:{{GUARANTEE_METHOD}} [ ] 信用 [ ] 抵押 [ ] 第三方保证</w:t>
       </w:r>
     </w:p>
     <w:p>
@@ -165,7 +165,7 @@
         <w:rPr>
           <w:sz w:val="22"/>
         </w:rPr>
-        <w:t>主要风险点:____   缓释措施:____</w:t>
+        <w:t>主要风险点:{{RISK_KEY_POINTS}}   缓释措施:{{RISK_MITIGATION}}</w:t>
       </w:r>
     </w:p>
     <w:p>
@@ -173,7 +173,7 @@
         <w:rPr>
           <w:sz w:val="22"/>
         </w:rPr>
-        <w:t>建议授信结论:____   前提条件:____</w:t>
+        <w:t>建议授信结论:{{CREDIT_CONCLUSION}}   前提条件:{{CREDIT_PRECONDITIONS}}</w:t>
       </w:r>
     </w:p>
     <w:sectPr>
